--- a/Evaluation3/IP2b — Testing_Plan.docx
+++ b/Evaluation3/IP2b — Testing_Plan.docx
@@ -1628,18 +1628,7 @@
                 <w:sz w:val="20"/>
                 <w:szCs w:val="24"/>
               </w:rPr>
-              <w:t xml:space="preserve">Look through the </w:t>
-            </w:r>
-            <w:bookmarkStart w:id="0" w:name="_GoBack"/>
-            <w:bookmarkEnd w:id="0"/>
-            <w:r>
-              <w:rPr>
-                <w:rFonts w:ascii="Arial Regular" w:hAnsi="Arial Regular" w:cs="Arial Regular"/>
-                <w:color w:val="auto"/>
-                <w:sz w:val="20"/>
-                <w:szCs w:val="24"/>
-              </w:rPr>
-              <w:t>available episodes, then choose one you would like to explore.</w:t>
+              <w:t>Look through the available episodes, then choose one you would like to explore.</w:t>
             </w:r>
           </w:p>
         </w:tc>
@@ -4670,6 +4659,35 @@
           <w:sz w:val="18"/>
         </w:rPr>
         <w:t>3. What was the most confusing part of the experience, if any?</w:t>
+      </w:r>
+    </w:p>
+    <w:p>
+      <w:pPr>
+        <w:pStyle w:val="30"/>
+        <w:spacing w:beforeAutospacing="1" w:after="0" w:afterAutospacing="1"/>
+        <w:rPr>
+          <w:rFonts w:hint="default" w:ascii="Arial Regular" w:hAnsi="Arial Regular" w:cs="Arial Regular"/>
+          <w:sz w:val="18"/>
+          <w:lang w:val="en-US"/>
+        </w:rPr>
+      </w:pPr>
+      <w:r>
+        <w:rPr>
+          <w:rFonts w:hint="default" w:ascii="Arial Regular" w:hAnsi="Arial Regular" w:cs="Arial Regular"/>
+          <w:sz w:val="18"/>
+          <w:lang w:val="en-US"/>
+        </w:rPr>
+        <w:t xml:space="preserve">4. Which parts do you like most? </w:t>
+      </w:r>
+      <w:bookmarkStart w:id="0" w:name="_GoBack"/>
+      <w:bookmarkEnd w:id="0"/>
+      <w:r>
+        <w:rPr>
+          <w:rFonts w:hint="default" w:ascii="Arial Regular" w:hAnsi="Arial Regular" w:cs="Arial Regular"/>
+          <w:sz w:val="18"/>
+          <w:lang w:val="en-US"/>
+        </w:rPr>
+        <w:t>why?</w:t>
       </w:r>
     </w:p>
     <w:p>
